--- a/docs/releases/georgy-orlov-davydovsky-arkady-pikunov-30-kapsul/press-release.docx
+++ b/docs/releases/georgy-orlov-davydovsky-arkady-pikunov-30-kapsul/press-release.docx
@@ -146,7 +146,7 @@
           <w:color w:val="2E2E2E"/>
           <w:sz w:val="22"/>
         </w:rPr>
-        <w:t>[УТОЧНИТЬ: дата] на FANCYMUSIC вышел «30 Kapsül» — альбом шумового художника Георгия Орлова-Давыдовского и саксофониста Аркадия Пикунова. Семь фармацевтических наименований, семь звуковых препаратов: дарк-джаз, электроника и шум, записанные вживую за одно импровизационное выступление, без партитуры и предзаданных структур.</w:t>
+        <w:t>9 октября 2026 года на FANCYMUSIC вышел «30 Kapsül» — альбом шумового художника Георгия Орлова-Давыдовского и саксофониста Аркадия Пикунова. Семь фармацевтических наименований, семь звуковых препаратов: дарк-джаз, электроника и шум, записанные вживую за одно импровизационное выступление, без партитуры и предзаданных структур.</w:t>
       </w:r>
     </w:p>
     <w:p>
@@ -536,7 +536,7 @@
           <w:color w:val="6F6F6F"/>
           <w:sz w:val="16"/>
         </w:rPr>
-        <w:t>FANCYMUSIC · Пресс-релиз · [УТОЧНИТЬ]</w:t>
+        <w:t>FANCYMUSIC · Пресс-релиз · 9 октября 2026</w:t>
       </w:r>
     </w:p>
     <w:sectPr>

--- a/docs/releases/georgy-orlov-davydovsky-arkady-pikunov-30-kapsul/press-release.docx
+++ b/docs/releases/georgy-orlov-davydovsky-arkady-pikunov-30-kapsul/press-release.docx
@@ -146,7 +146,7 @@
           <w:color w:val="2E2E2E"/>
           <w:sz w:val="22"/>
         </w:rPr>
-        <w:t>9 октября 2026 года на FANCYMUSIC вышел «30 Kapsül» — альбом шумового художника Георгия Орлова-Давыдовского и саксофониста Аркадия Пикунова. Семь фармацевтических наименований, семь звуковых препаратов: дарк-джаз, электроника и шум, записанные вживую за одно импровизационное выступление, без партитуры и предзаданных структур.</w:t>
+        <w:t>9 октября 2026 года на FANCYMUSIC вышел «30 Kapsül» — альбом шумового художника Георгия Орлова-Давыдовского и саксофониста Аркадия Пикунова. Семь фармацевтических наименований, семь звуковых препаратов: материал вырос из одного импровизационного выступления, записанного вживую, без заранее прописанных структур и тем.</w:t>
       </w:r>
     </w:p>
     <w:p>
@@ -158,7 +158,7 @@
           <w:color w:val="2E2E2E"/>
           <w:sz w:val="22"/>
         </w:rPr>
-        <w:t>Альбом записан на московских «Параллельных пересечениях» в пространстве «Невротик» в 2025 году. Единственная договорённость между участниками — общий настрой. Тем не менее материал сложился в цельное произведение с выраженным внутренним сюжетом.</w:t>
+        <w:t>Альбом вырос из импровизационного выступления, собранного из нескольких электронных битов — интимных, умиротворяющих и при этом изначально неизвестных Аркадию. Между участниками существовал лишь устный договор о настрое предстоящего события, без заранее прописанных структур или тем. Тем интереснее, что в итоге материал сложился в цельное произведение с выраженным внутренним сюжетом.</w:t>
       </w:r>
     </w:p>
     <w:p>
@@ -170,7 +170,7 @@
           <w:color w:val="2E2E2E"/>
           <w:sz w:val="22"/>
         </w:rPr>
-        <w:t>Основа — остинатный метод: повторяющиеся ритмические паттерны, проходящие через всё полотно как несущая конструкция. Поверх — мелодические линии обработанного саксофона, самодельные трубы, полевые записи, радиосэмплы и фрагменты американских нуар-радиопостановок 1950-х. Последние задают материалу временно́е измерение: тревожную кинематографичность и ощущение скрытого нарратива.</w:t>
+        <w:t>Этот сюжет можно воспринимать абстрактно, как поток состояний, однако при внимательном прослушивании становится ясно, что все части альбома тесно взаимосвязаны. В первую очередь это достигается за счёт остинатного метода, который проходит через всю работу, выступая своего рода каркасом композиции. При этом музыку сложно назвать минималистичной: напротив, она насыщена звуковыми событиями и деталями.</w:t>
       </w:r>
     </w:p>
     <w:p>
@@ -182,7 +182,19 @@
           <w:color w:val="2E2E2E"/>
           <w:sz w:val="22"/>
         </w:rPr>
-        <w:t>Музыка не минималистична, хотя и живёт в логике повторов: она насыщена деталями и звуковыми событиями. Где-то между дарк-джазом и электроникой. Медитативно и напряжённо одновременно.</w:t>
+        <w:t>В звуковой палитре сочетаются мелодические линии обработанного саксофона, повторяющиеся ритмические паттерны, вкрапления полевых записей, самодельных инструментов и радио-сэмплов. Особое место занимают фрагменты голосов из американских звуковых нуар-постановок середины XX века, которые добавляют материалу ощущение времени, тревожной кинематографичности и скрытого нарратива.</w:t>
+      </w:r>
+    </w:p>
+    <w:p>
+      <w:r>
+        <w:rPr>
+          <w:rFonts w:ascii="Arial" w:hAnsi="Arial"/>
+          <w:b w:val="0"/>
+          <w:caps w:val="0"/>
+          <w:color w:val="2E2E2E"/>
+          <w:sz w:val="22"/>
+        </w:rPr>
+        <w:t>Всё это формирует эстетику, близкую к дарк-джазу и джазтронике, однако альбом не стремится вписаться в рамки жанровых определений. Скорее, он существует в собственной логике как цельное, медитативное и в то же время напряжённое звуковое пространство, где импровизация, структура и случайность сосуществуют на равных правах.</w:t>
       </w:r>
     </w:p>
     <w:p>
@@ -199,18 +211,98 @@
     </w:p>
     <w:p>
       <w:pPr>
-        <w:spacing w:before="200" w:after="40"/>
+        <w:spacing w:before="200" w:after="0"/>
         <w:ind w:left="397"/>
       </w:pPr>
       <w:r>
         <w:rPr>
-          <w:rFonts w:ascii="Arial Narrow" w:hAnsi="Arial Narrow"/>
+          <w:rFonts w:ascii="Arial" w:hAnsi="Arial"/>
           <w:b w:val="0"/>
-          <w:caps/>
+          <w:caps w:val="0"/>
           <w:color w:val="2E2E2E"/>
-          <w:sz w:val="26"/>
+          <w:sz w:val="22"/>
         </w:rPr>
-        <w:t>Dark, cinematic, noir, meditative, hypnotic. Где-то рядом — Nils Petter Molvær и Matthew Herbert.</w:t>
+        <w:t>вдоль дороги</w:t>
+      </w:r>
+    </w:p>
+    <w:p>
+      <w:pPr>
+        <w:spacing w:before="0" w:after="0"/>
+        <w:ind w:left="397"/>
+      </w:pPr>
+      <w:r>
+        <w:rPr>
+          <w:rFonts w:ascii="Arial" w:hAnsi="Arial"/>
+          <w:b w:val="0"/>
+          <w:caps w:val="0"/>
+          <w:color w:val="2E2E2E"/>
+          <w:sz w:val="22"/>
+        </w:rPr>
+        <w:t>рифмуя вечности</w:t>
+      </w:r>
+    </w:p>
+    <w:p>
+      <w:pPr>
+        <w:spacing w:before="0" w:after="0"/>
+        <w:ind w:left="397"/>
+      </w:pPr>
+      <w:r>
+        <w:rPr>
+          <w:rFonts w:ascii="Arial" w:hAnsi="Arial"/>
+          <w:b w:val="0"/>
+          <w:caps w:val="0"/>
+          <w:color w:val="2E2E2E"/>
+          <w:sz w:val="22"/>
+        </w:rPr>
+        <w:t>сигарета свету</w:t>
+      </w:r>
+    </w:p>
+    <w:p>
+      <w:pPr>
+        <w:spacing w:before="0" w:after="0"/>
+        <w:ind w:left="397"/>
+      </w:pPr>
+      <w:r>
+        <w:rPr>
+          <w:rFonts w:ascii="Arial" w:hAnsi="Arial"/>
+          <w:b w:val="0"/>
+          <w:caps w:val="0"/>
+          <w:color w:val="2E2E2E"/>
+          <w:sz w:val="22"/>
+        </w:rPr>
+        <w:t>где мы и декабрь.</w:t>
+      </w:r>
+    </w:p>
+    <w:p>
+      <w:pPr>
+        <w:spacing w:before="0" w:after="0"/>
+        <w:ind w:left="397"/>
+      </w:pPr>
+      <w:r>
+        <w:rPr>
+          <w:rFonts w:ascii="Arial" w:hAnsi="Arial"/>
+          <w:b w:val="0"/>
+          <w:caps w:val="0"/>
+          <w:color w:val="2E2E2E"/>
+          <w:sz w:val="22"/>
+        </w:rPr>
+        <w:t>в заброшенном супермаркете фонит женщиной.</w:t>
+      </w:r>
+    </w:p>
+    <w:p>
+      <w:pPr>
+        <w:spacing w:before="0" w:after="40"/>
+        <w:ind w:left="397"/>
+      </w:pPr>
+      <w:r>
+        <w:rPr>
+          <w:rFonts w:ascii="Arial" w:hAnsi="Arial"/>
+          <w:b w:val="0"/>
+          <w:caps w:val="0"/>
+          <w:color w:val="2E2E2E"/>
+          <w:sz w:val="22"/>
+        </w:rPr>
+        <w:t>не дозвониться.</w:t>
       </w:r>
     </w:p>
     <w:p>
@@ -225,7 +317,7 @@
           <w:color w:val="6F6F6F"/>
           <w:sz w:val="18"/>
         </w:rPr>
-        <w:t>Из промо-описания альбома</w:t>
+        <w:t>Георгий Орлов-Давыдовский</w:t>
       </w:r>
     </w:p>
     <w:p>

--- a/docs/releases/georgy-orlov-davydovsky-arkady-pikunov-30-kapsul/press-release.docx
+++ b/docs/releases/georgy-orlov-davydovsky-arkady-pikunov-30-kapsul/press-release.docx
@@ -361,6 +361,196 @@
     </w:p>
     <w:p>
       <w:pPr>
+        <w:spacing w:before="160" w:after="60"/>
+      </w:pPr>
+      <w:r>
+        <w:rPr>
+          <w:rFonts w:ascii="Arial" w:hAnsi="Arial"/>
+          <w:b w:val="0"/>
+          <w:caps/>
+          <w:color w:val="6F6F6F"/>
+          <w:sz w:val="16"/>
+        </w:rPr>
+        <w:t>Ссылки на страницы артистов</w:t>
+      </w:r>
+    </w:p>
+    <w:p>
+      <w:pPr>
+        <w:spacing w:after="20"/>
+      </w:pPr>
+      <w:r>
+        <w:rPr>
+          <w:rFonts w:ascii="Arial" w:hAnsi="Arial"/>
+          <w:b w:val="0"/>
+          <w:caps w:val="0"/>
+          <w:color w:val="2E2E2E"/>
+          <w:sz w:val="20"/>
+        </w:rPr>
+        <w:t xml:space="preserve">Георгий Орлов-Давыдовский · Instagram — </w:t>
+      </w:r>
+      <w:hyperlink r:id="rId12">
+        <w:r>
+          <w:rPr>
+            <w:rFonts w:ascii="Arial" w:hAnsi="Arial"/>
+            <w:color w:val="FF2626"/>
+            <w:sz w:val="20"/>
+          </w:rPr>
+          <w:t>https://www.instagram.com/geoorlov</w:t>
+        </w:r>
+      </w:hyperlink>
+    </w:p>
+    <w:p>
+      <w:pPr>
+        <w:spacing w:after="20"/>
+      </w:pPr>
+      <w:r>
+        <w:rPr>
+          <w:rFonts w:ascii="Arial" w:hAnsi="Arial"/>
+          <w:b w:val="0"/>
+          <w:caps w:val="0"/>
+          <w:color w:val="2E2E2E"/>
+          <w:sz w:val="20"/>
+        </w:rPr>
+        <w:t xml:space="preserve">Георгий Орлов-Давыдовский · Telegram — </w:t>
+      </w:r>
+      <w:hyperlink r:id="rId13">
+        <w:r>
+          <w:rPr>
+            <w:rFonts w:ascii="Arial" w:hAnsi="Arial"/>
+            <w:color w:val="FF2626"/>
+            <w:sz w:val="20"/>
+          </w:rPr>
+          <w:t>https://t.me/orlovdavydovsky</w:t>
+        </w:r>
+      </w:hyperlink>
+    </w:p>
+    <w:p>
+      <w:pPr>
+        <w:spacing w:after="20"/>
+      </w:pPr>
+      <w:r>
+        <w:rPr>
+          <w:rFonts w:ascii="Arial" w:hAnsi="Arial"/>
+          <w:b w:val="0"/>
+          <w:caps w:val="0"/>
+          <w:color w:val="2E2E2E"/>
+          <w:sz w:val="20"/>
+        </w:rPr>
+        <w:t xml:space="preserve">Георгий Орлов-Давыдовский · VK — </w:t>
+      </w:r>
+      <w:hyperlink r:id="rId14">
+        <w:r>
+          <w:rPr>
+            <w:rFonts w:ascii="Arial" w:hAnsi="Arial"/>
+            <w:color w:val="FF2626"/>
+            <w:sz w:val="20"/>
+          </w:rPr>
+          <w:t>https://vk.ru/orlovdavydovsky</w:t>
+        </w:r>
+      </w:hyperlink>
+    </w:p>
+    <w:p>
+      <w:pPr>
+        <w:spacing w:after="20"/>
+      </w:pPr>
+      <w:r>
+        <w:rPr>
+          <w:rFonts w:ascii="Arial" w:hAnsi="Arial"/>
+          <w:b w:val="0"/>
+          <w:caps w:val="0"/>
+          <w:color w:val="2E2E2E"/>
+          <w:sz w:val="20"/>
+        </w:rPr>
+        <w:t xml:space="preserve">Аркадий Пикунов · Instagram — </w:t>
+      </w:r>
+      <w:hyperlink r:id="rId15">
+        <w:r>
+          <w:rPr>
+            <w:rFonts w:ascii="Arial" w:hAnsi="Arial"/>
+            <w:color w:val="FF2626"/>
+            <w:sz w:val="20"/>
+          </w:rPr>
+          <w:t>https://www.instagram.com/arkadius_pc</w:t>
+        </w:r>
+      </w:hyperlink>
+    </w:p>
+    <w:p>
+      <w:pPr>
+        <w:spacing w:after="20"/>
+      </w:pPr>
+      <w:r>
+        <w:rPr>
+          <w:rFonts w:ascii="Arial" w:hAnsi="Arial"/>
+          <w:b w:val="0"/>
+          <w:caps w:val="0"/>
+          <w:color w:val="2E2E2E"/>
+          <w:sz w:val="20"/>
+        </w:rPr>
+        <w:t xml:space="preserve">Аркадий Пикунов · Telegram — </w:t>
+      </w:r>
+      <w:hyperlink r:id="rId16">
+        <w:r>
+          <w:rPr>
+            <w:rFonts w:ascii="Arial" w:hAnsi="Arial"/>
+            <w:color w:val="FF2626"/>
+            <w:sz w:val="20"/>
+          </w:rPr>
+          <w:t>https://t.me/arkadiussaxophonist</w:t>
+        </w:r>
+      </w:hyperlink>
+    </w:p>
+    <w:p>
+      <w:pPr>
+        <w:spacing w:after="20"/>
+      </w:pPr>
+      <w:r>
+        <w:rPr>
+          <w:rFonts w:ascii="Arial" w:hAnsi="Arial"/>
+          <w:b w:val="0"/>
+          <w:caps w:val="0"/>
+          <w:color w:val="2E2E2E"/>
+          <w:sz w:val="20"/>
+        </w:rPr>
+        <w:t xml:space="preserve">Аркадий Пикунов · VK — </w:t>
+      </w:r>
+      <w:hyperlink r:id="rId17">
+        <w:r>
+          <w:rPr>
+            <w:rFonts w:ascii="Arial" w:hAnsi="Arial"/>
+            <w:color w:val="FF2626"/>
+            <w:sz w:val="20"/>
+          </w:rPr>
+          <w:t>https://vk.ru/arkadius_pc97</w:t>
+        </w:r>
+      </w:hyperlink>
+    </w:p>
+    <w:p>
+      <w:pPr>
+        <w:spacing w:after="20"/>
+      </w:pPr>
+      <w:r>
+        <w:rPr>
+          <w:rFonts w:ascii="Arial" w:hAnsi="Arial"/>
+          <w:b w:val="0"/>
+          <w:caps w:val="0"/>
+          <w:color w:val="2E2E2E"/>
+          <w:sz w:val="20"/>
+        </w:rPr>
+        <w:t xml:space="preserve">Аркадий Пикунов · Facebook — </w:t>
+      </w:r>
+      <w:hyperlink r:id="rId18">
+        <w:r>
+          <w:rPr>
+            <w:rFonts w:ascii="Arial" w:hAnsi="Arial"/>
+            <w:color w:val="FF2626"/>
+            <w:sz w:val="20"/>
+          </w:rPr>
+          <w:t>https://www.facebook.com/share/1N9ECFnZEw/</w:t>
+        </w:r>
+      </w:hyperlink>
+    </w:p>
+    <w:p>
+      <w:pPr>
         <w:spacing w:before="320" w:after="100"/>
       </w:pPr>
       <w:r>
@@ -415,7 +605,7 @@
         </w:rPr>
         <w:t xml:space="preserve">Instagram — </w:t>
       </w:r>
-      <w:hyperlink r:id="rId12">
+      <w:hyperlink r:id="rId19">
         <w:r>
           <w:rPr>
             <w:rFonts w:ascii="Arial" w:hAnsi="Arial"/>
@@ -440,7 +630,7 @@
         </w:rPr>
         <w:t xml:space="preserve">Telegram — </w:t>
       </w:r>
-      <w:hyperlink r:id="rId13">
+      <w:hyperlink r:id="rId20">
         <w:r>
           <w:rPr>
             <w:rFonts w:ascii="Arial" w:hAnsi="Arial"/>
@@ -465,7 +655,7 @@
         </w:rPr>
         <w:t xml:space="preserve">VK — </w:t>
       </w:r>
-      <w:hyperlink r:id="rId14">
+      <w:hyperlink r:id="rId21">
         <w:r>
           <w:rPr>
             <w:rFonts w:ascii="Arial" w:hAnsi="Arial"/>
@@ -490,7 +680,7 @@
         </w:rPr>
         <w:t xml:space="preserve">Facebook — </w:t>
       </w:r>
-      <w:hyperlink r:id="rId15">
+      <w:hyperlink r:id="rId22">
         <w:r>
           <w:rPr>
             <w:rFonts w:ascii="Arial" w:hAnsi="Arial"/>
@@ -515,7 +705,7 @@
         </w:rPr>
         <w:t xml:space="preserve">YouTube — </w:t>
       </w:r>
-      <w:hyperlink r:id="rId16">
+      <w:hyperlink r:id="rId23">
         <w:r>
           <w:rPr>
             <w:rFonts w:ascii="Arial" w:hAnsi="Arial"/>
@@ -540,7 +730,7 @@
         </w:rPr>
         <w:t xml:space="preserve">fancymusic.ru — </w:t>
       </w:r>
-      <w:hyperlink r:id="rId17">
+      <w:hyperlink r:id="rId24">
         <w:r>
           <w:rPr>
             <w:rFonts w:ascii="Arial" w:hAnsi="Arial"/>
@@ -580,7 +770,7 @@
         </w:rPr>
         <w:t xml:space="preserve">Email: </w:t>
       </w:r>
-      <w:hyperlink r:id="rId18">
+      <w:hyperlink r:id="rId25">
         <w:r>
           <w:rPr>
             <w:rFonts w:ascii="Arial" w:hAnsi="Arial"/>
@@ -605,7 +795,7 @@
         </w:rPr>
         <w:t xml:space="preserve">Telegram: </w:t>
       </w:r>
-      <w:hyperlink r:id="rId19">
+      <w:hyperlink r:id="rId26">
         <w:r>
           <w:rPr>
             <w:rFonts w:ascii="Arial" w:hAnsi="Arial"/>

--- a/docs/releases/georgy-orlov-davydovsky-arkady-pikunov-30-kapsul/press-release.docx
+++ b/docs/releases/georgy-orlov-davydovsky-arkady-pikunov-30-kapsul/press-release.docx
@@ -526,31 +526,6 @@
     </w:p>
     <w:p>
       <w:pPr>
-        <w:spacing w:after="20"/>
-      </w:pPr>
-      <w:r>
-        <w:rPr>
-          <w:rFonts w:ascii="Arial" w:hAnsi="Arial"/>
-          <w:b w:val="0"/>
-          <w:caps w:val="0"/>
-          <w:color w:val="2E2E2E"/>
-          <w:sz w:val="20"/>
-        </w:rPr>
-        <w:t xml:space="preserve">Аркадий Пикунов · Facebook — </w:t>
-      </w:r>
-      <w:hyperlink r:id="rId18">
-        <w:r>
-          <w:rPr>
-            <w:rFonts w:ascii="Arial" w:hAnsi="Arial"/>
-            <w:color w:val="FF2626"/>
-            <w:sz w:val="20"/>
-          </w:rPr>
-          <w:t>https://www.facebook.com/share/1N9ECFnZEw/</w:t>
-        </w:r>
-      </w:hyperlink>
-    </w:p>
-    <w:p>
-      <w:pPr>
         <w:spacing w:before="320" w:after="100"/>
       </w:pPr>
       <w:r>
@@ -605,7 +580,7 @@
         </w:rPr>
         <w:t xml:space="preserve">Instagram — </w:t>
       </w:r>
-      <w:hyperlink r:id="rId19">
+      <w:hyperlink r:id="rId18">
         <w:r>
           <w:rPr>
             <w:rFonts w:ascii="Arial" w:hAnsi="Arial"/>
@@ -630,7 +605,7 @@
         </w:rPr>
         <w:t xml:space="preserve">Telegram — </w:t>
       </w:r>
-      <w:hyperlink r:id="rId20">
+      <w:hyperlink r:id="rId19">
         <w:r>
           <w:rPr>
             <w:rFonts w:ascii="Arial" w:hAnsi="Arial"/>
@@ -655,7 +630,7 @@
         </w:rPr>
         <w:t xml:space="preserve">VK — </w:t>
       </w:r>
-      <w:hyperlink r:id="rId21">
+      <w:hyperlink r:id="rId20">
         <w:r>
           <w:rPr>
             <w:rFonts w:ascii="Arial" w:hAnsi="Arial"/>
@@ -680,7 +655,7 @@
         </w:rPr>
         <w:t xml:space="preserve">Facebook — </w:t>
       </w:r>
-      <w:hyperlink r:id="rId22">
+      <w:hyperlink r:id="rId21">
         <w:r>
           <w:rPr>
             <w:rFonts w:ascii="Arial" w:hAnsi="Arial"/>
@@ -705,7 +680,7 @@
         </w:rPr>
         <w:t xml:space="preserve">YouTube — </w:t>
       </w:r>
-      <w:hyperlink r:id="rId23">
+      <w:hyperlink r:id="rId22">
         <w:r>
           <w:rPr>
             <w:rFonts w:ascii="Arial" w:hAnsi="Arial"/>
@@ -730,7 +705,7 @@
         </w:rPr>
         <w:t xml:space="preserve">fancymusic.ru — </w:t>
       </w:r>
-      <w:hyperlink r:id="rId24">
+      <w:hyperlink r:id="rId23">
         <w:r>
           <w:rPr>
             <w:rFonts w:ascii="Arial" w:hAnsi="Arial"/>
@@ -770,7 +745,7 @@
         </w:rPr>
         <w:t xml:space="preserve">Email: </w:t>
       </w:r>
-      <w:hyperlink r:id="rId25">
+      <w:hyperlink r:id="rId24">
         <w:r>
           <w:rPr>
             <w:rFonts w:ascii="Arial" w:hAnsi="Arial"/>
@@ -795,7 +770,7 @@
         </w:rPr>
         <w:t xml:space="preserve">Telegram: </w:t>
       </w:r>
-      <w:hyperlink r:id="rId26">
+      <w:hyperlink r:id="rId25">
         <w:r>
           <w:rPr>
             <w:rFonts w:ascii="Arial" w:hAnsi="Arial"/>

--- a/docs/releases/georgy-orlov-davydovsky-arkady-pikunov-30-kapsul/press-release.docx
+++ b/docs/releases/georgy-orlov-davydovsky-arkady-pikunov-30-kapsul/press-release.docx
@@ -77,6 +77,117 @@
         </w:tc>
       </w:tr>
     </w:tbl>
+    <w:p>
+      <w:pPr>
+        <w:spacing w:before="200" w:after="0"/>
+        <w:ind w:left="397"/>
+      </w:pPr>
+      <w:r>
+        <w:rPr>
+          <w:rFonts w:ascii="Arial" w:hAnsi="Arial"/>
+          <w:b w:val="0"/>
+          <w:caps w:val="0"/>
+          <w:color w:val="2E2E2E"/>
+          <w:sz w:val="22"/>
+        </w:rPr>
+        <w:t>вдоль дороги</w:t>
+      </w:r>
+    </w:p>
+    <w:p>
+      <w:pPr>
+        <w:spacing w:before="0" w:after="0"/>
+        <w:ind w:left="397"/>
+      </w:pPr>
+      <w:r>
+        <w:rPr>
+          <w:rFonts w:ascii="Arial" w:hAnsi="Arial"/>
+          <w:b w:val="0"/>
+          <w:caps w:val="0"/>
+          <w:color w:val="2E2E2E"/>
+          <w:sz w:val="22"/>
+        </w:rPr>
+        <w:t>рифмуя вечности</w:t>
+      </w:r>
+    </w:p>
+    <w:p>
+      <w:pPr>
+        <w:spacing w:before="0" w:after="0"/>
+        <w:ind w:left="397"/>
+      </w:pPr>
+      <w:r>
+        <w:rPr>
+          <w:rFonts w:ascii="Arial" w:hAnsi="Arial"/>
+          <w:b w:val="0"/>
+          <w:caps w:val="0"/>
+          <w:color w:val="2E2E2E"/>
+          <w:sz w:val="22"/>
+        </w:rPr>
+        <w:t>сигарета свету</w:t>
+      </w:r>
+    </w:p>
+    <w:p>
+      <w:pPr>
+        <w:spacing w:before="0" w:after="0"/>
+        <w:ind w:left="397"/>
+      </w:pPr>
+      <w:r>
+        <w:rPr>
+          <w:rFonts w:ascii="Arial" w:hAnsi="Arial"/>
+          <w:b w:val="0"/>
+          <w:caps w:val="0"/>
+          <w:color w:val="2E2E2E"/>
+          <w:sz w:val="22"/>
+        </w:rPr>
+        <w:t>где мы и декабрь.</w:t>
+      </w:r>
+    </w:p>
+    <w:p>
+      <w:pPr>
+        <w:spacing w:before="0" w:after="0"/>
+        <w:ind w:left="397"/>
+      </w:pPr>
+      <w:r>
+        <w:rPr>
+          <w:rFonts w:ascii="Arial" w:hAnsi="Arial"/>
+          <w:b w:val="0"/>
+          <w:caps w:val="0"/>
+          <w:color w:val="2E2E2E"/>
+          <w:sz w:val="22"/>
+        </w:rPr>
+        <w:t>в заброшенном супермаркете фонит женщиной.</w:t>
+      </w:r>
+    </w:p>
+    <w:p>
+      <w:pPr>
+        <w:spacing w:before="0" w:after="40"/>
+        <w:ind w:left="397"/>
+      </w:pPr>
+      <w:r>
+        <w:rPr>
+          <w:rFonts w:ascii="Arial" w:hAnsi="Arial"/>
+          <w:b w:val="0"/>
+          <w:caps w:val="0"/>
+          <w:color w:val="2E2E2E"/>
+          <w:sz w:val="22"/>
+        </w:rPr>
+        <w:t>не дозвониться.</w:t>
+      </w:r>
+    </w:p>
+    <w:p>
+      <w:pPr>
+        <w:ind w:left="397"/>
+      </w:pPr>
+      <w:r>
+        <w:rPr>
+          <w:rFonts w:ascii="Arial" w:hAnsi="Arial"/>
+          <w:b w:val="0"/>
+          <w:caps w:val="0"/>
+          <w:color w:val="6F6F6F"/>
+          <w:sz w:val="18"/>
+        </w:rPr>
+        <w:t>Георгий Орлов-Давыдовский</w:t>
+      </w:r>
+    </w:p>
     <w:p>
       <w:pPr>
         <w:spacing w:after="0"/>
@@ -207,117 +318,6 @@
           <w:sz w:val="22"/>
         </w:rPr>
         <w:t>Фокус-трек — третий, «m. pil.»: одна повторяющаяся ритмическая формула, один непрерывный процесс, пульс плотный и ровный, гипнотический.</w:t>
-      </w:r>
-    </w:p>
-    <w:p>
-      <w:pPr>
-        <w:spacing w:before="200" w:after="0"/>
-        <w:ind w:left="397"/>
-      </w:pPr>
-      <w:r>
-        <w:rPr>
-          <w:rFonts w:ascii="Arial" w:hAnsi="Arial"/>
-          <w:b w:val="0"/>
-          <w:caps w:val="0"/>
-          <w:color w:val="2E2E2E"/>
-          <w:sz w:val="22"/>
-        </w:rPr>
-        <w:t>вдоль дороги</w:t>
-      </w:r>
-    </w:p>
-    <w:p>
-      <w:pPr>
-        <w:spacing w:before="0" w:after="0"/>
-        <w:ind w:left="397"/>
-      </w:pPr>
-      <w:r>
-        <w:rPr>
-          <w:rFonts w:ascii="Arial" w:hAnsi="Arial"/>
-          <w:b w:val="0"/>
-          <w:caps w:val="0"/>
-          <w:color w:val="2E2E2E"/>
-          <w:sz w:val="22"/>
-        </w:rPr>
-        <w:t>рифмуя вечности</w:t>
-      </w:r>
-    </w:p>
-    <w:p>
-      <w:pPr>
-        <w:spacing w:before="0" w:after="0"/>
-        <w:ind w:left="397"/>
-      </w:pPr>
-      <w:r>
-        <w:rPr>
-          <w:rFonts w:ascii="Arial" w:hAnsi="Arial"/>
-          <w:b w:val="0"/>
-          <w:caps w:val="0"/>
-          <w:color w:val="2E2E2E"/>
-          <w:sz w:val="22"/>
-        </w:rPr>
-        <w:t>сигарета свету</w:t>
-      </w:r>
-    </w:p>
-    <w:p>
-      <w:pPr>
-        <w:spacing w:before="0" w:after="0"/>
-        <w:ind w:left="397"/>
-      </w:pPr>
-      <w:r>
-        <w:rPr>
-          <w:rFonts w:ascii="Arial" w:hAnsi="Arial"/>
-          <w:b w:val="0"/>
-          <w:caps w:val="0"/>
-          <w:color w:val="2E2E2E"/>
-          <w:sz w:val="22"/>
-        </w:rPr>
-        <w:t>где мы и декабрь.</w:t>
-      </w:r>
-    </w:p>
-    <w:p>
-      <w:pPr>
-        <w:spacing w:before="0" w:after="0"/>
-        <w:ind w:left="397"/>
-      </w:pPr>
-      <w:r>
-        <w:rPr>
-          <w:rFonts w:ascii="Arial" w:hAnsi="Arial"/>
-          <w:b w:val="0"/>
-          <w:caps w:val="0"/>
-          <w:color w:val="2E2E2E"/>
-          <w:sz w:val="22"/>
-        </w:rPr>
-        <w:t>в заброшенном супермаркете фонит женщиной.</w:t>
-      </w:r>
-    </w:p>
-    <w:p>
-      <w:pPr>
-        <w:spacing w:before="0" w:after="40"/>
-        <w:ind w:left="397"/>
-      </w:pPr>
-      <w:r>
-        <w:rPr>
-          <w:rFonts w:ascii="Arial" w:hAnsi="Arial"/>
-          <w:b w:val="0"/>
-          <w:caps w:val="0"/>
-          <w:color w:val="2E2E2E"/>
-          <w:sz w:val="22"/>
-        </w:rPr>
-        <w:t>не дозвониться.</w:t>
-      </w:r>
-    </w:p>
-    <w:p>
-      <w:pPr>
-        <w:ind w:left="397"/>
-      </w:pPr>
-      <w:r>
-        <w:rPr>
-          <w:rFonts w:ascii="Arial" w:hAnsi="Arial"/>
-          <w:b w:val="0"/>
-          <w:caps w:val="0"/>
-          <w:color w:val="6F6F6F"/>
-          <w:sz w:val="18"/>
-        </w:rPr>
-        <w:t>Георгий Орлов-Давыдовский</w:t>
       </w:r>
     </w:p>
     <w:p>
